--- a/9_Documentacion/Ventas y Gastos/Uso/Documentación de proyecto – Informe “Ventas y Gastos”.docx
+++ b/9_Documentacion/Ventas y Gastos/Uso/Documentación de proyecto – Informe “Ventas y Gastos”.docx
@@ -576,7 +576,19 @@
         <w:rPr>
           <w:rFonts w:ascii="Times New Roman" w:hAnsi="Times New Roman" w:cs="Times New Roman"/>
         </w:rPr>
-        <w:t xml:space="preserve"> transacción de venta/egreso (nivel documento-línea).</w:t>
+        <w:t xml:space="preserve"> transacción de venta/</w:t>
+      </w:r>
+      <w:r>
+        <w:rPr>
+          <w:rFonts w:ascii="Times New Roman" w:hAnsi="Times New Roman" w:cs="Times New Roman"/>
+        </w:rPr>
+        <w:t>gastos</w:t>
+      </w:r>
+      <w:r>
+        <w:rPr>
+          <w:rFonts w:ascii="Times New Roman" w:hAnsi="Times New Roman" w:cs="Times New Roman"/>
+        </w:rPr>
+        <w:t xml:space="preserve"> (nivel documento-línea).</w:t>
       </w:r>
     </w:p>
     <w:p>
@@ -781,13 +793,13 @@
         <w:rPr>
           <w:rFonts w:ascii="Times New Roman" w:hAnsi="Times New Roman" w:cs="Times New Roman"/>
         </w:rPr>
-        <w:t>21</w:t>
-      </w:r>
-      <w:r>
-        <w:rPr>
-          <w:rFonts w:ascii="Times New Roman" w:hAnsi="Times New Roman" w:cs="Times New Roman"/>
-        </w:rPr>
-        <w:t>:00 (</w:t>
+        <w:t>03:00am</w:t>
+      </w:r>
+      <w:r>
+        <w:rPr>
+          <w:rFonts w:ascii="Times New Roman" w:hAnsi="Times New Roman" w:cs="Times New Roman"/>
+        </w:rPr>
+        <w:t xml:space="preserve"> (</w:t>
       </w:r>
       <w:proofErr w:type="spellStart"/>
       <w:r>
@@ -904,7 +916,19 @@
         <w:rPr>
           <w:rFonts w:ascii="Times New Roman" w:hAnsi="Times New Roman" w:cs="Times New Roman"/>
         </w:rPr>
-        <w:t xml:space="preserve"> Interno – Confidencial (no “</w:t>
+        <w:t xml:space="preserve"> </w:t>
+      </w:r>
+      <w:r>
+        <w:rPr>
+          <w:rFonts w:ascii="Times New Roman" w:hAnsi="Times New Roman" w:cs="Times New Roman"/>
+        </w:rPr>
+        <w:t>Privado</w:t>
+      </w:r>
+      <w:r>
+        <w:rPr>
+          <w:rFonts w:ascii="Times New Roman" w:hAnsi="Times New Roman" w:cs="Times New Roman"/>
+        </w:rPr>
+        <w:t xml:space="preserve"> – Confidencial (no “</w:t>
       </w:r>
       <w:proofErr w:type="spellStart"/>
       <w:r>
@@ -3228,7 +3252,13 @@
         <w:rPr>
           <w:rFonts w:ascii="Times New Roman" w:hAnsi="Times New Roman" w:cs="Times New Roman"/>
         </w:rPr>
-        <w:t xml:space="preserve">Barras por </w:t>
+        <w:t>Donut</w:t>
+      </w:r>
+      <w:r>
+        <w:rPr>
+          <w:rFonts w:ascii="Times New Roman" w:hAnsi="Times New Roman" w:cs="Times New Roman"/>
+        </w:rPr>
+        <w:t xml:space="preserve"> por </w:t>
       </w:r>
       <w:proofErr w:type="spellStart"/>
       <w:r>
@@ -3354,20 +3384,36 @@
     </w:p>
     <w:p>
       <w:pPr>
-        <w:rPr>
-          <w:rFonts w:ascii="Times New Roman" w:hAnsi="Times New Roman" w:cs="Times New Roman"/>
-        </w:rPr>
-      </w:pPr>
-      <w:r>
-        <w:rPr>
-          <w:rFonts w:ascii="Times New Roman" w:hAnsi="Times New Roman" w:cs="Times New Roman"/>
-          <w:noProof/>
+        <w:numPr>
+          <w:ilvl w:val="1"/>
+          <w:numId w:val="5"/>
+        </w:numPr>
+        <w:rPr>
+          <w:rFonts w:ascii="Times New Roman" w:hAnsi="Times New Roman" w:cs="Times New Roman"/>
+        </w:rPr>
+      </w:pPr>
+      <w:r>
+        <w:rPr>
+          <w:rFonts w:ascii="Times New Roman" w:hAnsi="Times New Roman" w:cs="Times New Roman"/>
+        </w:rPr>
+        <w:t>Detalle de ultimas actualización de ventas y gastos</w:t>
+      </w:r>
+    </w:p>
+    <w:p>
+      <w:pPr>
+        <w:rPr>
+          <w:rFonts w:ascii="Times New Roman" w:hAnsi="Times New Roman" w:cs="Times New Roman"/>
+        </w:rPr>
+      </w:pPr>
+      <w:r>
+        <w:rPr>
+          <w:rFonts w:ascii="Times New Roman" w:hAnsi="Times New Roman" w:cs="Times New Roman"/>
         </w:rPr>
         <w:drawing>
-          <wp:inline distT="0" distB="0" distL="0" distR="0" wp14:anchorId="17778B80" wp14:editId="0EF3BF43">
-            <wp:extent cx="5832993" cy="3276600"/>
+          <wp:inline distT="0" distB="0" distL="0" distR="0" wp14:anchorId="1C0BC9DC" wp14:editId="2830DB9D">
+            <wp:extent cx="5400040" cy="2675255"/>
             <wp:effectExtent l="0" t="0" r="0" b="0"/>
-            <wp:docPr id="1298451703" name="Imagen 1"/>
+            <wp:docPr id="1587690824" name="Imagen 1"/>
             <wp:cNvGraphicFramePr>
               <a:graphicFrameLocks xmlns:a="http://schemas.openxmlformats.org/drawingml/2006/main" noChangeAspect="1"/>
             </wp:cNvGraphicFramePr>
@@ -3375,7 +3421,7 @@
               <a:graphicData uri="http://schemas.openxmlformats.org/drawingml/2006/picture">
                 <pic:pic xmlns:pic="http://schemas.openxmlformats.org/drawingml/2006/picture">
                   <pic:nvPicPr>
-                    <pic:cNvPr id="1298451703" name=""/>
+                    <pic:cNvPr id="1587690824" name=""/>
                     <pic:cNvPicPr/>
                   </pic:nvPicPr>
                   <pic:blipFill>
@@ -3387,7 +3433,7 @@
                   <pic:spPr>
                     <a:xfrm>
                       <a:off x="0" y="0"/>
-                      <a:ext cx="5835174" cy="3277825"/>
+                      <a:ext cx="5400040" cy="2675255"/>
                     </a:xfrm>
                     <a:prstGeom prst="rect">
                       <a:avLst/>
@@ -3447,7 +3493,7 @@
           <w:b/>
           <w:bCs/>
         </w:rPr>
-        <w:t>01_Detalle_Ventas_Gastos_Odoo</w:t>
+        <w:t>01_Detalle_Ventas_Odoo</w:t>
       </w:r>
       <w:r>
         <w:rPr>
@@ -3489,7 +3535,7 @@
           <w:b/>
           <w:bCs/>
         </w:rPr>
-        <w:t>Ventas y Gastos</w:t>
+        <w:t>Ventas</w:t>
       </w:r>
     </w:p>
     <w:p>
@@ -3514,31 +3560,25 @@
         <w:rPr>
           <w:rFonts w:ascii="Times New Roman" w:hAnsi="Times New Roman" w:cs="Times New Roman"/>
         </w:rPr>
-        <w:t>: Cantidad de Ventas/</w:t>
-      </w:r>
-      <w:r>
-        <w:rPr>
-          <w:rFonts w:ascii="Times New Roman" w:hAnsi="Times New Roman" w:cs="Times New Roman"/>
-        </w:rPr>
-        <w:t>Gastos</w:t>
-      </w:r>
-      <w:r>
-        <w:rPr>
-          <w:rFonts w:ascii="Times New Roman" w:hAnsi="Times New Roman" w:cs="Times New Roman"/>
-        </w:rPr>
-        <w:t>, Ventas/</w:t>
-      </w:r>
-      <w:r>
-        <w:rPr>
-          <w:rFonts w:ascii="Times New Roman" w:hAnsi="Times New Roman" w:cs="Times New Roman"/>
-        </w:rPr>
-        <w:t>Gastos</w:t>
-      </w:r>
-      <w:r>
-        <w:rPr>
-          <w:rFonts w:ascii="Times New Roman" w:hAnsi="Times New Roman" w:cs="Times New Roman"/>
-        </w:rPr>
-        <w:t xml:space="preserve"> sin IGV, Margen Bruto/Operativo y EBITDA (+ %).</w:t>
+        <w:t>: Cantidad de Ventas, Ventas</w:t>
+      </w:r>
+      <w:r>
+        <w:rPr>
+          <w:rFonts w:ascii="Times New Roman" w:hAnsi="Times New Roman" w:cs="Times New Roman"/>
+        </w:rPr>
+        <w:t xml:space="preserve"> </w:t>
+      </w:r>
+      <w:r>
+        <w:rPr>
+          <w:rFonts w:ascii="Times New Roman" w:hAnsi="Times New Roman" w:cs="Times New Roman"/>
+        </w:rPr>
+        <w:t>sin IGV</w:t>
+      </w:r>
+      <w:r>
+        <w:rPr>
+          <w:rFonts w:ascii="Times New Roman" w:hAnsi="Times New Roman" w:cs="Times New Roman"/>
+        </w:rPr>
+        <w:t xml:space="preserve"> total y ultimo mes, variación de ventas respecto a periodo anterior, top productos, top organizadores.</w:t>
       </w:r>
     </w:p>
     <w:p>
@@ -3579,13 +3619,13 @@
         <w:rPr>
           <w:rFonts w:ascii="Times New Roman" w:hAnsi="Times New Roman" w:cs="Times New Roman"/>
         </w:rPr>
-        <w:t xml:space="preserve">para ventas y </w:t>
-      </w:r>
-      <w:r>
-        <w:rPr>
-          <w:rFonts w:ascii="Times New Roman" w:hAnsi="Times New Roman" w:cs="Times New Roman"/>
-        </w:rPr>
-        <w:t>gastos sin IGV.</w:t>
+        <w:t>para ventas</w:t>
+      </w:r>
+      <w:r>
+        <w:rPr>
+          <w:rFonts w:ascii="Times New Roman" w:hAnsi="Times New Roman" w:cs="Times New Roman"/>
+        </w:rPr>
+        <w:t xml:space="preserve"> sin IGV.</w:t>
       </w:r>
     </w:p>
     <w:p>
@@ -3626,13 +3666,13 @@
         <w:rPr>
           <w:rFonts w:ascii="Times New Roman" w:hAnsi="Times New Roman" w:cs="Times New Roman"/>
         </w:rPr>
-        <w:t xml:space="preserve">para ventas y </w:t>
-      </w:r>
-      <w:r>
-        <w:rPr>
-          <w:rFonts w:ascii="Times New Roman" w:hAnsi="Times New Roman" w:cs="Times New Roman"/>
-        </w:rPr>
-        <w:t>gastos sin IGV.</w:t>
+        <w:t xml:space="preserve">para ventas </w:t>
+      </w:r>
+      <w:r>
+        <w:rPr>
+          <w:rFonts w:ascii="Times New Roman" w:hAnsi="Times New Roman" w:cs="Times New Roman"/>
+        </w:rPr>
+        <w:t>sin IGV.</w:t>
       </w:r>
     </w:p>
     <w:p>
@@ -3663,13 +3703,13 @@
         <w:rPr>
           <w:rFonts w:ascii="Times New Roman" w:hAnsi="Times New Roman" w:cs="Times New Roman"/>
         </w:rPr>
-        <w:t xml:space="preserve">para ventas y </w:t>
-      </w:r>
-      <w:r>
-        <w:rPr>
-          <w:rFonts w:ascii="Times New Roman" w:hAnsi="Times New Roman" w:cs="Times New Roman"/>
-        </w:rPr>
-        <w:t>gastos sin IGV.</w:t>
+        <w:t xml:space="preserve">para ventas </w:t>
+      </w:r>
+      <w:r>
+        <w:rPr>
+          <w:rFonts w:ascii="Times New Roman" w:hAnsi="Times New Roman" w:cs="Times New Roman"/>
+        </w:rPr>
+        <w:t>sin IGV.</w:t>
       </w:r>
     </w:p>
     <w:p>
@@ -3708,13 +3748,13 @@
         <w:rPr>
           <w:rFonts w:ascii="Times New Roman" w:hAnsi="Times New Roman" w:cs="Times New Roman"/>
         </w:rPr>
-        <w:t xml:space="preserve">para ventas y </w:t>
-      </w:r>
-      <w:r>
-        <w:rPr>
-          <w:rFonts w:ascii="Times New Roman" w:hAnsi="Times New Roman" w:cs="Times New Roman"/>
-        </w:rPr>
-        <w:t>gastos sin IGV.</w:t>
+        <w:t xml:space="preserve">para ventas </w:t>
+      </w:r>
+      <w:r>
+        <w:rPr>
+          <w:rFonts w:ascii="Times New Roman" w:hAnsi="Times New Roman" w:cs="Times New Roman"/>
+        </w:rPr>
+        <w:t>sin IGV.</w:t>
       </w:r>
     </w:p>
     <w:p>
@@ -3761,14 +3801,13 @@
       <w:r>
         <w:rPr>
           <w:rFonts w:ascii="Times New Roman" w:hAnsi="Times New Roman" w:cs="Times New Roman"/>
-          <w:noProof/>
         </w:rPr>
         <w:lastRenderedPageBreak/>
         <w:drawing>
-          <wp:inline distT="0" distB="0" distL="0" distR="0" wp14:anchorId="36673E85" wp14:editId="13615F68">
-            <wp:extent cx="5862221" cy="3286125"/>
-            <wp:effectExtent l="0" t="0" r="5715" b="0"/>
-            <wp:docPr id="127414103" name="Imagen 1" descr="Tabla&#10;&#10;El contenido generado por IA puede ser incorrecto."/>
+          <wp:inline distT="0" distB="0" distL="0" distR="0" wp14:anchorId="159CCEC5" wp14:editId="6B8F6660">
+            <wp:extent cx="5400040" cy="2544445"/>
+            <wp:effectExtent l="0" t="0" r="0" b="8255"/>
+            <wp:docPr id="1381134302" name="Imagen 1"/>
             <wp:cNvGraphicFramePr>
               <a:graphicFrameLocks xmlns:a="http://schemas.openxmlformats.org/drawingml/2006/main" noChangeAspect="1"/>
             </wp:cNvGraphicFramePr>
@@ -3776,7 +3815,7 @@
               <a:graphicData uri="http://schemas.openxmlformats.org/drawingml/2006/picture">
                 <pic:pic xmlns:pic="http://schemas.openxmlformats.org/drawingml/2006/picture">
                   <pic:nvPicPr>
-                    <pic:cNvPr id="127414103" name="Imagen 1" descr="Tabla&#10;&#10;El contenido generado por IA puede ser incorrecto."/>
+                    <pic:cNvPr id="1381134302" name=""/>
                     <pic:cNvPicPr/>
                   </pic:nvPicPr>
                   <pic:blipFill>
@@ -3788,7 +3827,7 @@
                   <pic:spPr>
                     <a:xfrm>
                       <a:off x="0" y="0"/>
-                      <a:ext cx="5864411" cy="3287353"/>
+                      <a:ext cx="5400040" cy="2544445"/>
                     </a:xfrm>
                     <a:prstGeom prst="rect">
                       <a:avLst/>
@@ -3803,6 +3842,13 @@
     </w:p>
     <w:p>
       <w:pPr>
+        <w:rPr>
+          <w:rFonts w:ascii="Times New Roman" w:hAnsi="Times New Roman" w:cs="Times New Roman"/>
+        </w:rPr>
+      </w:pPr>
+    </w:p>
+    <w:p>
+      <w:pPr>
         <w:numPr>
           <w:ilvl w:val="0"/>
           <w:numId w:val="5"/>
@@ -3841,7 +3887,65 @@
           <w:b/>
           <w:bCs/>
         </w:rPr>
-        <w:t>02_Flujo_Caja_Mensual</w:t>
+        <w:t>0</w:t>
+      </w:r>
+      <w:r>
+        <w:rPr>
+          <w:rFonts w:ascii="Times New Roman" w:hAnsi="Times New Roman" w:cs="Times New Roman"/>
+          <w:b/>
+          <w:bCs/>
+        </w:rPr>
+        <w:t>2</w:t>
+      </w:r>
+      <w:r>
+        <w:rPr>
+          <w:rFonts w:ascii="Times New Roman" w:hAnsi="Times New Roman" w:cs="Times New Roman"/>
+          <w:b/>
+          <w:bCs/>
+        </w:rPr>
+        <w:t>_Detalle_Gastos_Odoo</w:t>
+      </w:r>
+      <w:r>
+        <w:rPr>
+          <w:rFonts w:ascii="Times New Roman" w:hAnsi="Times New Roman" w:cs="Times New Roman"/>
+          <w:b/>
+          <w:bCs/>
+        </w:rPr>
+        <w:t xml:space="preserve"> - </w:t>
+      </w:r>
+      <w:proofErr w:type="spellStart"/>
+      <w:r>
+        <w:rPr>
+          <w:rFonts w:ascii="Times New Roman" w:hAnsi="Times New Roman" w:cs="Times New Roman"/>
+          <w:b/>
+          <w:bCs/>
+        </w:rPr>
+        <w:t>Dashboard</w:t>
+      </w:r>
+      <w:proofErr w:type="spellEnd"/>
+      <w:r>
+        <w:rPr>
+          <w:rFonts w:ascii="Times New Roman" w:hAnsi="Times New Roman" w:cs="Times New Roman"/>
+          <w:b/>
+          <w:bCs/>
+        </w:rPr>
+        <w:t xml:space="preserve"> </w:t>
+      </w:r>
+      <w:r>
+        <w:rPr>
+          <w:rFonts w:ascii="Times New Roman" w:hAnsi="Times New Roman" w:cs="Times New Roman"/>
+          <w:b/>
+          <w:bCs/>
+        </w:rPr>
+        <w:t xml:space="preserve">Detalle de </w:t>
+      </w:r>
+      <w:r>
+        <w:rPr>
+          <w:rFonts w:ascii="Times New Roman" w:hAnsi="Times New Roman" w:cs="Times New Roman"/>
+          <w:b/>
+          <w:bCs/>
+        </w:rPr>
+        <w:t>Gastos</w:t>
       </w:r>
     </w:p>
     <w:p>
@@ -3854,39 +3958,79 @@
           <w:rFonts w:ascii="Times New Roman" w:hAnsi="Times New Roman" w:cs="Times New Roman"/>
         </w:rPr>
       </w:pPr>
-      <w:r>
-        <w:rPr>
-          <w:rFonts w:ascii="Times New Roman" w:hAnsi="Times New Roman" w:cs="Times New Roman"/>
-          <w:b/>
-          <w:bCs/>
-        </w:rPr>
-        <w:t>Matriz</w:t>
-      </w:r>
-      <w:r>
-        <w:rPr>
-          <w:rFonts w:ascii="Times New Roman" w:hAnsi="Times New Roman" w:cs="Times New Roman"/>
-        </w:rPr>
-        <w:t xml:space="preserve"> por </w:t>
-      </w:r>
       <w:proofErr w:type="spellStart"/>
       <w:r>
         <w:rPr>
           <w:rFonts w:ascii="Times New Roman" w:hAnsi="Times New Roman" w:cs="Times New Roman"/>
         </w:rPr>
-        <w:t>NomMes</w:t>
+        <w:t>KPIs</w:t>
       </w:r>
       <w:proofErr w:type="spellEnd"/>
       <w:r>
         <w:rPr>
           <w:rFonts w:ascii="Times New Roman" w:hAnsi="Times New Roman" w:cs="Times New Roman"/>
         </w:rPr>
-        <w:t xml:space="preserve"> con jerarquía: Ventas sin impuestos → Margen Bruto → Margen Operativo</w:t>
-      </w:r>
-      <w:r>
-        <w:rPr>
-          <w:rFonts w:ascii="Times New Roman" w:hAnsi="Times New Roman" w:cs="Times New Roman"/>
-        </w:rPr>
-        <w:t>.</w:t>
+        <w:t xml:space="preserve">: Cantidad de </w:t>
+      </w:r>
+      <w:r>
+        <w:rPr>
+          <w:rFonts w:ascii="Times New Roman" w:hAnsi="Times New Roman" w:cs="Times New Roman"/>
+        </w:rPr>
+        <w:t>gastos</w:t>
+      </w:r>
+      <w:r>
+        <w:rPr>
+          <w:rFonts w:ascii="Times New Roman" w:hAnsi="Times New Roman" w:cs="Times New Roman"/>
+        </w:rPr>
+        <w:t xml:space="preserve">, </w:t>
+      </w:r>
+      <w:r>
+        <w:rPr>
+          <w:rFonts w:ascii="Times New Roman" w:hAnsi="Times New Roman" w:cs="Times New Roman"/>
+        </w:rPr>
+        <w:t>gastos</w:t>
+      </w:r>
+      <w:r>
+        <w:rPr>
+          <w:rFonts w:ascii="Times New Roman" w:hAnsi="Times New Roman" w:cs="Times New Roman"/>
+        </w:rPr>
+        <w:t xml:space="preserve"> </w:t>
+      </w:r>
+      <w:r>
+        <w:rPr>
+          <w:rFonts w:ascii="Times New Roman" w:hAnsi="Times New Roman" w:cs="Times New Roman"/>
+        </w:rPr>
+        <w:t>sin IGV</w:t>
+      </w:r>
+      <w:r>
+        <w:rPr>
+          <w:rFonts w:ascii="Times New Roman" w:hAnsi="Times New Roman" w:cs="Times New Roman"/>
+        </w:rPr>
+        <w:t xml:space="preserve"> total y </w:t>
+      </w:r>
+      <w:r>
+        <w:rPr>
+          <w:rFonts w:ascii="Times New Roman" w:hAnsi="Times New Roman" w:cs="Times New Roman"/>
+        </w:rPr>
+        <w:t>último</w:t>
+      </w:r>
+      <w:r>
+        <w:rPr>
+          <w:rFonts w:ascii="Times New Roman" w:hAnsi="Times New Roman" w:cs="Times New Roman"/>
+        </w:rPr>
+        <w:t xml:space="preserve"> mes, variación de </w:t>
+      </w:r>
+      <w:r>
+        <w:rPr>
+          <w:rFonts w:ascii="Times New Roman" w:hAnsi="Times New Roman" w:cs="Times New Roman"/>
+        </w:rPr>
+        <w:t>gastos</w:t>
+      </w:r>
+      <w:r>
+        <w:rPr>
+          <w:rFonts w:ascii="Times New Roman" w:hAnsi="Times New Roman" w:cs="Times New Roman"/>
+        </w:rPr>
+        <w:t xml:space="preserve"> respecto a periodo anterior, top productos, top organizadores.</w:t>
       </w:r>
     </w:p>
     <w:p>
@@ -3903,35 +4047,51 @@
         <w:rPr>
           <w:rFonts w:ascii="Times New Roman" w:hAnsi="Times New Roman" w:cs="Times New Roman"/>
         </w:rPr>
-        <w:t xml:space="preserve">Líneas de </w:t>
-      </w:r>
-      <w:r>
-        <w:rPr>
-          <w:rFonts w:ascii="Times New Roman" w:hAnsi="Times New Roman" w:cs="Times New Roman"/>
-          <w:b/>
-          <w:bCs/>
-        </w:rPr>
-        <w:t>% Margen Bruto</w:t>
-      </w:r>
-      <w:r>
-        <w:rPr>
-          <w:rFonts w:ascii="Times New Roman" w:hAnsi="Times New Roman" w:cs="Times New Roman"/>
-        </w:rPr>
-        <w:t xml:space="preserve"> y </w:t>
-      </w:r>
-      <w:r>
-        <w:rPr>
-          <w:rFonts w:ascii="Times New Roman" w:hAnsi="Times New Roman" w:cs="Times New Roman"/>
-          <w:b/>
-          <w:bCs/>
-        </w:rPr>
-        <w:t>% Margen Operativo</w:t>
-      </w:r>
-      <w:r>
-        <w:rPr>
-          <w:rFonts w:ascii="Times New Roman" w:hAnsi="Times New Roman" w:cs="Times New Roman"/>
-        </w:rPr>
-        <w:t>.</w:t>
+        <w:t xml:space="preserve">Barras por </w:t>
+      </w:r>
+      <w:proofErr w:type="spellStart"/>
+      <w:r>
+        <w:rPr>
+          <w:rFonts w:ascii="Times New Roman" w:hAnsi="Times New Roman" w:cs="Times New Roman"/>
+          <w:b/>
+          <w:bCs/>
+        </w:rPr>
+        <w:t>Categoria</w:t>
+      </w:r>
+      <w:proofErr w:type="spellEnd"/>
+      <w:r>
+        <w:rPr>
+          <w:rFonts w:ascii="Times New Roman" w:hAnsi="Times New Roman" w:cs="Times New Roman"/>
+          <w:b/>
+          <w:bCs/>
+        </w:rPr>
+        <w:t xml:space="preserve"> </w:t>
+      </w:r>
+      <w:r>
+        <w:rPr>
+          <w:rFonts w:ascii="Times New Roman" w:hAnsi="Times New Roman" w:cs="Times New Roman"/>
+          <w:b/>
+          <w:bCs/>
+        </w:rPr>
+        <w:t xml:space="preserve">Producto </w:t>
+      </w:r>
+      <w:r>
+        <w:rPr>
+          <w:rFonts w:ascii="Times New Roman" w:hAnsi="Times New Roman" w:cs="Times New Roman"/>
+        </w:rPr>
+        <w:t xml:space="preserve">para </w:t>
+      </w:r>
+      <w:r>
+        <w:rPr>
+          <w:rFonts w:ascii="Times New Roman" w:hAnsi="Times New Roman" w:cs="Times New Roman"/>
+        </w:rPr>
+        <w:t>gastos</w:t>
+      </w:r>
+      <w:r>
+        <w:rPr>
+          <w:rFonts w:ascii="Times New Roman" w:hAnsi="Times New Roman" w:cs="Times New Roman"/>
+        </w:rPr>
+        <w:t xml:space="preserve"> sin IGV.</w:t>
       </w:r>
     </w:p>
     <w:p>
@@ -3948,41 +4108,213 @@
         <w:rPr>
           <w:rFonts w:ascii="Times New Roman" w:hAnsi="Times New Roman" w:cs="Times New Roman"/>
         </w:rPr>
-        <w:t xml:space="preserve">Barras de </w:t>
-      </w:r>
-      <w:r>
-        <w:rPr>
-          <w:rFonts w:ascii="Times New Roman" w:hAnsi="Times New Roman" w:cs="Times New Roman"/>
-          <w:b/>
-          <w:bCs/>
-        </w:rPr>
-        <w:t>% Gasto en Margen por Subcategoría</w:t>
-      </w:r>
-      <w:r>
-        <w:rPr>
-          <w:rFonts w:ascii="Times New Roman" w:hAnsi="Times New Roman" w:cs="Times New Roman"/>
-          <w:b/>
-          <w:bCs/>
-        </w:rPr>
-        <w:t xml:space="preserve"> (Participación del gasto operativo respecto al gasto total sin IGV).</w:t>
-      </w:r>
-    </w:p>
-    <w:p>
-      <w:pPr>
-        <w:rPr>
-          <w:rFonts w:ascii="Times New Roman" w:hAnsi="Times New Roman" w:cs="Times New Roman"/>
-        </w:rPr>
-      </w:pPr>
-      <w:r>
-        <w:rPr>
-          <w:rFonts w:ascii="Times New Roman" w:hAnsi="Times New Roman" w:cs="Times New Roman"/>
-          <w:noProof/>
+        <w:t xml:space="preserve">Barras por </w:t>
+      </w:r>
+      <w:r>
+        <w:rPr>
+          <w:rFonts w:ascii="Times New Roman" w:hAnsi="Times New Roman" w:cs="Times New Roman"/>
+          <w:b/>
+          <w:bCs/>
+        </w:rPr>
+        <w:t>Nombre</w:t>
+      </w:r>
+      <w:r>
+        <w:rPr>
+          <w:rFonts w:ascii="Times New Roman" w:hAnsi="Times New Roman" w:cs="Times New Roman"/>
+          <w:b/>
+          <w:bCs/>
+        </w:rPr>
+        <w:t xml:space="preserve"> Proveedor</w:t>
+      </w:r>
+      <w:r>
+        <w:rPr>
+          <w:rFonts w:ascii="Times New Roman" w:hAnsi="Times New Roman" w:cs="Times New Roman"/>
+          <w:b/>
+          <w:bCs/>
+        </w:rPr>
+        <w:t xml:space="preserve"> </w:t>
+      </w:r>
+      <w:r>
+        <w:rPr>
+          <w:rFonts w:ascii="Times New Roman" w:hAnsi="Times New Roman" w:cs="Times New Roman"/>
+        </w:rPr>
+        <w:t xml:space="preserve">para </w:t>
+      </w:r>
+      <w:r>
+        <w:rPr>
+          <w:rFonts w:ascii="Times New Roman" w:hAnsi="Times New Roman" w:cs="Times New Roman"/>
+        </w:rPr>
+        <w:t>gastos</w:t>
+      </w:r>
+      <w:r>
+        <w:rPr>
+          <w:rFonts w:ascii="Times New Roman" w:hAnsi="Times New Roman" w:cs="Times New Roman"/>
+        </w:rPr>
+        <w:t xml:space="preserve"> </w:t>
+      </w:r>
+      <w:r>
+        <w:rPr>
+          <w:rFonts w:ascii="Times New Roman" w:hAnsi="Times New Roman" w:cs="Times New Roman"/>
+        </w:rPr>
+        <w:t>sin IGV.</w:t>
+      </w:r>
+    </w:p>
+    <w:p>
+      <w:pPr>
+        <w:numPr>
+          <w:ilvl w:val="1"/>
+          <w:numId w:val="5"/>
+        </w:numPr>
+        <w:rPr>
+          <w:rFonts w:ascii="Times New Roman" w:hAnsi="Times New Roman" w:cs="Times New Roman"/>
+        </w:rPr>
+      </w:pPr>
+      <w:r>
+        <w:rPr>
+          <w:rFonts w:ascii="Times New Roman" w:hAnsi="Times New Roman" w:cs="Times New Roman"/>
+        </w:rPr>
+        <w:t xml:space="preserve">Barras por </w:t>
+      </w:r>
+      <w:r>
+        <w:rPr>
+          <w:rFonts w:ascii="Times New Roman" w:hAnsi="Times New Roman" w:cs="Times New Roman"/>
+          <w:b/>
+          <w:bCs/>
+        </w:rPr>
+        <w:t xml:space="preserve">Distribución analítica y subcategoría </w:t>
+      </w:r>
+      <w:r>
+        <w:rPr>
+          <w:rFonts w:ascii="Times New Roman" w:hAnsi="Times New Roman" w:cs="Times New Roman"/>
+        </w:rPr>
+        <w:t xml:space="preserve">para </w:t>
+      </w:r>
+      <w:r>
+        <w:rPr>
+          <w:rFonts w:ascii="Times New Roman" w:hAnsi="Times New Roman" w:cs="Times New Roman"/>
+        </w:rPr>
+        <w:t>gastos</w:t>
+      </w:r>
+      <w:r>
+        <w:rPr>
+          <w:rFonts w:ascii="Times New Roman" w:hAnsi="Times New Roman" w:cs="Times New Roman"/>
+        </w:rPr>
+        <w:t xml:space="preserve"> </w:t>
+      </w:r>
+      <w:r>
+        <w:rPr>
+          <w:rFonts w:ascii="Times New Roman" w:hAnsi="Times New Roman" w:cs="Times New Roman"/>
+        </w:rPr>
+        <w:t>sin IGV.</w:t>
+      </w:r>
+    </w:p>
+    <w:p>
+      <w:pPr>
+        <w:numPr>
+          <w:ilvl w:val="1"/>
+          <w:numId w:val="5"/>
+        </w:numPr>
+        <w:rPr>
+          <w:rFonts w:ascii="Times New Roman" w:hAnsi="Times New Roman" w:cs="Times New Roman"/>
+        </w:rPr>
+      </w:pPr>
+      <w:r>
+        <w:rPr>
+          <w:rFonts w:ascii="Times New Roman" w:hAnsi="Times New Roman" w:cs="Times New Roman"/>
+        </w:rPr>
+        <w:t xml:space="preserve">Barras por </w:t>
+      </w:r>
+      <w:r>
+        <w:rPr>
+          <w:rFonts w:ascii="Times New Roman" w:hAnsi="Times New Roman" w:cs="Times New Roman"/>
+          <w:b/>
+          <w:bCs/>
+        </w:rPr>
+        <w:t>Departamento</w:t>
+      </w:r>
+      <w:r>
+        <w:rPr>
+          <w:rFonts w:ascii="Times New Roman" w:hAnsi="Times New Roman" w:cs="Times New Roman"/>
+          <w:b/>
+          <w:bCs/>
+        </w:rPr>
+        <w:t xml:space="preserve"> </w:t>
+      </w:r>
+      <w:r>
+        <w:rPr>
+          <w:rFonts w:ascii="Times New Roman" w:hAnsi="Times New Roman" w:cs="Times New Roman"/>
+        </w:rPr>
+        <w:t xml:space="preserve">para </w:t>
+      </w:r>
+      <w:r>
+        <w:rPr>
+          <w:rFonts w:ascii="Times New Roman" w:hAnsi="Times New Roman" w:cs="Times New Roman"/>
+        </w:rPr>
+        <w:t>gastos</w:t>
+      </w:r>
+      <w:r>
+        <w:rPr>
+          <w:rFonts w:ascii="Times New Roman" w:hAnsi="Times New Roman" w:cs="Times New Roman"/>
+        </w:rPr>
+        <w:t xml:space="preserve"> </w:t>
+      </w:r>
+      <w:r>
+        <w:rPr>
+          <w:rFonts w:ascii="Times New Roman" w:hAnsi="Times New Roman" w:cs="Times New Roman"/>
+        </w:rPr>
+        <w:t>sin IGV.</w:t>
+      </w:r>
+    </w:p>
+    <w:p>
+      <w:pPr>
+        <w:numPr>
+          <w:ilvl w:val="1"/>
+          <w:numId w:val="5"/>
+        </w:numPr>
+        <w:rPr>
+          <w:rFonts w:ascii="Times New Roman" w:hAnsi="Times New Roman" w:cs="Times New Roman"/>
+        </w:rPr>
+      </w:pPr>
+      <w:proofErr w:type="spellStart"/>
+      <w:r>
+        <w:rPr>
+          <w:rFonts w:ascii="Times New Roman" w:hAnsi="Times New Roman" w:cs="Times New Roman"/>
+          <w:b/>
+          <w:bCs/>
+        </w:rPr>
+        <w:t>Segmentadores</w:t>
+      </w:r>
+      <w:proofErr w:type="spellEnd"/>
+      <w:r>
+        <w:rPr>
+          <w:rFonts w:ascii="Times New Roman" w:hAnsi="Times New Roman" w:cs="Times New Roman"/>
+          <w:b/>
+          <w:bCs/>
+        </w:rPr>
+        <w:t>:</w:t>
+      </w:r>
+      <w:r>
+        <w:rPr>
+          <w:rFonts w:ascii="Times New Roman" w:hAnsi="Times New Roman" w:cs="Times New Roman"/>
+        </w:rPr>
+        <w:t xml:space="preserve"> Año y Rango de Fecha.</w:t>
+      </w:r>
+    </w:p>
+    <w:p>
+      <w:pPr>
+        <w:rPr>
+          <w:rFonts w:ascii="Times New Roman" w:hAnsi="Times New Roman" w:cs="Times New Roman"/>
+        </w:rPr>
+      </w:pPr>
+      <w:r>
+        <w:rPr>
+          <w:rFonts w:ascii="Times New Roman" w:hAnsi="Times New Roman" w:cs="Times New Roman"/>
         </w:rPr>
         <w:drawing>
-          <wp:inline distT="0" distB="0" distL="0" distR="0" wp14:anchorId="64A64508" wp14:editId="56693055">
-            <wp:extent cx="5924550" cy="3328728"/>
-            <wp:effectExtent l="0" t="0" r="0" b="5080"/>
-            <wp:docPr id="114538097" name="Imagen 1" descr="Interfaz de usuario gráfica, Aplicación&#10;&#10;El contenido generado por IA puede ser incorrecto."/>
+          <wp:inline distT="0" distB="0" distL="0" distR="0" wp14:anchorId="24B3F674" wp14:editId="050DFD23">
+            <wp:extent cx="5400040" cy="2569845"/>
+            <wp:effectExtent l="0" t="0" r="0" b="1905"/>
+            <wp:docPr id="1568719525" name="Imagen 1"/>
             <wp:cNvGraphicFramePr>
               <a:graphicFrameLocks xmlns:a="http://schemas.openxmlformats.org/drawingml/2006/main" noChangeAspect="1"/>
             </wp:cNvGraphicFramePr>
@@ -3990,7 +4322,7 @@
               <a:graphicData uri="http://schemas.openxmlformats.org/drawingml/2006/picture">
                 <pic:pic xmlns:pic="http://schemas.openxmlformats.org/drawingml/2006/picture">
                   <pic:nvPicPr>
-                    <pic:cNvPr id="114538097" name="Imagen 1" descr="Interfaz de usuario gráfica, Aplicación&#10;&#10;El contenido generado por IA puede ser incorrecto."/>
+                    <pic:cNvPr id="1568719525" name=""/>
                     <pic:cNvPicPr/>
                   </pic:nvPicPr>
                   <pic:blipFill>
@@ -4002,7 +4334,7 @@
                   <pic:spPr>
                     <a:xfrm>
                       <a:off x="0" y="0"/>
-                      <a:ext cx="5930256" cy="3331934"/>
+                      <a:ext cx="5400040" cy="2569845"/>
                     </a:xfrm>
                     <a:prstGeom prst="rect">
                       <a:avLst/>
@@ -4024,6 +4356,20 @@
     </w:p>
     <w:p>
       <w:pPr>
+        <w:rPr>
+          <w:rFonts w:ascii="Times New Roman" w:hAnsi="Times New Roman" w:cs="Times New Roman"/>
+        </w:rPr>
+      </w:pPr>
+    </w:p>
+    <w:p>
+      <w:pPr>
+        <w:rPr>
+          <w:rFonts w:ascii="Times New Roman" w:hAnsi="Times New Roman" w:cs="Times New Roman"/>
+        </w:rPr>
+      </w:pPr>
+    </w:p>
+    <w:p>
+      <w:pPr>
         <w:numPr>
           <w:ilvl w:val="0"/>
           <w:numId w:val="5"/>
@@ -4063,7 +4409,31 @@
           <w:b/>
           <w:bCs/>
         </w:rPr>
-        <w:t>03_About</w:t>
+        <w:t>0</w:t>
+      </w:r>
+      <w:r>
+        <w:rPr>
+          <w:rFonts w:ascii="Times New Roman" w:hAnsi="Times New Roman" w:cs="Times New Roman"/>
+          <w:b/>
+          <w:bCs/>
+        </w:rPr>
+        <w:t>3</w:t>
+      </w:r>
+      <w:r>
+        <w:rPr>
+          <w:rFonts w:ascii="Times New Roman" w:hAnsi="Times New Roman" w:cs="Times New Roman"/>
+          <w:b/>
+          <w:bCs/>
+        </w:rPr>
+        <w:t>_Flujo_Caj</w:t>
+      </w:r>
+      <w:r>
+        <w:rPr>
+          <w:rFonts w:ascii="Times New Roman" w:hAnsi="Times New Roman" w:cs="Times New Roman"/>
+          <w:b/>
+          <w:bCs/>
+        </w:rPr>
+        <w:t>a</w:t>
       </w:r>
     </w:p>
     <w:p>
@@ -4079,36 +4449,136 @@
       <w:r>
         <w:rPr>
           <w:rFonts w:ascii="Times New Roman" w:hAnsi="Times New Roman" w:cs="Times New Roman"/>
-        </w:rPr>
-        <w:t xml:space="preserve">Acerca de este reporte se describe el propósito, </w:t>
-      </w:r>
-      <w:proofErr w:type="spellStart"/>
-      <w:r>
-        <w:rPr>
-          <w:rFonts w:ascii="Times New Roman" w:hAnsi="Times New Roman" w:cs="Times New Roman"/>
-        </w:rPr>
-        <w:t>alcance&amp;publico</w:t>
-      </w:r>
-      <w:proofErr w:type="spellEnd"/>
-      <w:r>
-        <w:rPr>
-          <w:rFonts w:ascii="Times New Roman" w:hAnsi="Times New Roman" w:cs="Times New Roman"/>
-        </w:rPr>
-        <w:t xml:space="preserve">, </w:t>
-      </w:r>
-      <w:proofErr w:type="spellStart"/>
-      <w:r>
-        <w:rPr>
-          <w:rFonts w:ascii="Times New Roman" w:hAnsi="Times New Roman" w:cs="Times New Roman"/>
-        </w:rPr>
-        <w:t>Propiertario</w:t>
-      </w:r>
-      <w:proofErr w:type="spellEnd"/>
-      <w:r>
-        <w:rPr>
-          <w:rFonts w:ascii="Times New Roman" w:hAnsi="Times New Roman" w:cs="Times New Roman"/>
-        </w:rPr>
-        <w:t xml:space="preserve"> y contacto, Fuente de datos, definiciones de KPI, Versionado y Cambios, Cumplimiento y Datos para los fines pertinentes.</w:t>
+          <w:b/>
+          <w:bCs/>
+        </w:rPr>
+        <w:t>Matriz</w:t>
+      </w:r>
+      <w:r>
+        <w:rPr>
+          <w:rFonts w:ascii="Times New Roman" w:hAnsi="Times New Roman" w:cs="Times New Roman"/>
+        </w:rPr>
+        <w:t xml:space="preserve"> por Nom</w:t>
+      </w:r>
+      <w:r>
+        <w:rPr>
+          <w:rFonts w:ascii="Times New Roman" w:hAnsi="Times New Roman" w:cs="Times New Roman"/>
+        </w:rPr>
+        <w:t xml:space="preserve">bre de </w:t>
+      </w:r>
+      <w:r>
+        <w:rPr>
+          <w:rFonts w:ascii="Times New Roman" w:hAnsi="Times New Roman" w:cs="Times New Roman"/>
+        </w:rPr>
+        <w:t>Mes con jerarquía: Ventas sin impuestos</w:t>
+      </w:r>
+      <w:r>
+        <w:rPr>
+          <w:rFonts w:ascii="Times New Roman" w:hAnsi="Times New Roman" w:cs="Times New Roman"/>
+        </w:rPr>
+        <w:t xml:space="preserve"> -&gt; </w:t>
+      </w:r>
+      <w:r>
+        <w:rPr>
+          <w:rFonts w:ascii="Times New Roman" w:hAnsi="Times New Roman" w:cs="Times New Roman"/>
+        </w:rPr>
+        <w:t xml:space="preserve">Margen Bruto </w:t>
+      </w:r>
+      <w:r>
+        <w:rPr>
+          <w:rFonts w:ascii="Times New Roman" w:hAnsi="Times New Roman" w:cs="Times New Roman"/>
+        </w:rPr>
+        <w:t>-&gt;</w:t>
+      </w:r>
+      <w:r>
+        <w:rPr>
+          <w:rFonts w:ascii="Times New Roman" w:hAnsi="Times New Roman" w:cs="Times New Roman"/>
+        </w:rPr>
+        <w:t xml:space="preserve"> Margen Operativo</w:t>
+      </w:r>
+      <w:r>
+        <w:rPr>
+          <w:rFonts w:ascii="Times New Roman" w:hAnsi="Times New Roman" w:cs="Times New Roman"/>
+        </w:rPr>
+        <w:t>.</w:t>
+      </w:r>
+    </w:p>
+    <w:p>
+      <w:pPr>
+        <w:numPr>
+          <w:ilvl w:val="1"/>
+          <w:numId w:val="5"/>
+        </w:numPr>
+        <w:rPr>
+          <w:rFonts w:ascii="Times New Roman" w:hAnsi="Times New Roman" w:cs="Times New Roman"/>
+        </w:rPr>
+      </w:pPr>
+      <w:r>
+        <w:rPr>
+          <w:rFonts w:ascii="Times New Roman" w:hAnsi="Times New Roman" w:cs="Times New Roman"/>
+        </w:rPr>
+        <w:t xml:space="preserve">Líneas de </w:t>
+      </w:r>
+      <w:r>
+        <w:rPr>
+          <w:rFonts w:ascii="Times New Roman" w:hAnsi="Times New Roman" w:cs="Times New Roman"/>
+          <w:b/>
+          <w:bCs/>
+        </w:rPr>
+        <w:t>% Margen Bruto</w:t>
+      </w:r>
+      <w:r>
+        <w:rPr>
+          <w:rFonts w:ascii="Times New Roman" w:hAnsi="Times New Roman" w:cs="Times New Roman"/>
+        </w:rPr>
+        <w:t xml:space="preserve"> y </w:t>
+      </w:r>
+      <w:r>
+        <w:rPr>
+          <w:rFonts w:ascii="Times New Roman" w:hAnsi="Times New Roman" w:cs="Times New Roman"/>
+          <w:b/>
+          <w:bCs/>
+        </w:rPr>
+        <w:t>% Margen Operativo</w:t>
+      </w:r>
+      <w:r>
+        <w:rPr>
+          <w:rFonts w:ascii="Times New Roman" w:hAnsi="Times New Roman" w:cs="Times New Roman"/>
+        </w:rPr>
+        <w:t>.</w:t>
+      </w:r>
+    </w:p>
+    <w:p>
+      <w:pPr>
+        <w:numPr>
+          <w:ilvl w:val="1"/>
+          <w:numId w:val="5"/>
+        </w:numPr>
+        <w:rPr>
+          <w:rFonts w:ascii="Times New Roman" w:hAnsi="Times New Roman" w:cs="Times New Roman"/>
+        </w:rPr>
+      </w:pPr>
+      <w:r>
+        <w:rPr>
+          <w:rFonts w:ascii="Times New Roman" w:hAnsi="Times New Roman" w:cs="Times New Roman"/>
+        </w:rPr>
+        <w:t xml:space="preserve">Barras de </w:t>
+      </w:r>
+      <w:r>
+        <w:rPr>
+          <w:rFonts w:ascii="Times New Roman" w:hAnsi="Times New Roman" w:cs="Times New Roman"/>
+          <w:b/>
+          <w:bCs/>
+        </w:rPr>
+        <w:t>% Gasto en Margen por Subcategoría</w:t>
+      </w:r>
+      <w:r>
+        <w:rPr>
+          <w:rFonts w:ascii="Times New Roman" w:hAnsi="Times New Roman" w:cs="Times New Roman"/>
+          <w:b/>
+          <w:bCs/>
+        </w:rPr>
+        <w:t xml:space="preserve"> (Participación del gasto operativo respecto al gasto total sin IGV).</w:t>
       </w:r>
     </w:p>
     <w:p>
@@ -4122,10 +4592,10 @@
           <w:rFonts w:ascii="Times New Roman" w:hAnsi="Times New Roman" w:cs="Times New Roman"/>
         </w:rPr>
         <w:drawing>
-          <wp:inline distT="0" distB="0" distL="0" distR="0" wp14:anchorId="5B1FD4D3" wp14:editId="0D2B4DBD">
-            <wp:extent cx="5854228" cy="3257550"/>
-            <wp:effectExtent l="0" t="0" r="0" b="0"/>
-            <wp:docPr id="1341866565" name="Imagen 1"/>
+          <wp:inline distT="0" distB="0" distL="0" distR="0" wp14:anchorId="72713107" wp14:editId="62E2DB99">
+            <wp:extent cx="5400040" cy="2586990"/>
+            <wp:effectExtent l="0" t="0" r="0" b="3810"/>
+            <wp:docPr id="485859407" name="Imagen 1"/>
             <wp:cNvGraphicFramePr>
               <a:graphicFrameLocks xmlns:a="http://schemas.openxmlformats.org/drawingml/2006/main" noChangeAspect="1"/>
             </wp:cNvGraphicFramePr>
@@ -4133,7 +4603,7 @@
               <a:graphicData uri="http://schemas.openxmlformats.org/drawingml/2006/picture">
                 <pic:pic xmlns:pic="http://schemas.openxmlformats.org/drawingml/2006/picture">
                   <pic:nvPicPr>
-                    <pic:cNvPr id="1341866565" name=""/>
+                    <pic:cNvPr id="485859407" name=""/>
                     <pic:cNvPicPr/>
                   </pic:nvPicPr>
                   <pic:blipFill>
@@ -4145,7 +4615,7 @@
                   <pic:spPr>
                     <a:xfrm>
                       <a:off x="0" y="0"/>
-                      <a:ext cx="5855815" cy="3258433"/>
+                      <a:ext cx="5400040" cy="2586990"/>
                     </a:xfrm>
                     <a:prstGeom prst="rect">
                       <a:avLst/>
@@ -4167,18 +4637,168 @@
     </w:p>
     <w:p>
       <w:pPr>
-        <w:rPr>
-          <w:rFonts w:ascii="Times New Roman" w:hAnsi="Times New Roman" w:cs="Times New Roman"/>
-          <w:b/>
-          <w:bCs/>
-        </w:rPr>
-      </w:pPr>
-      <w:r>
-        <w:rPr>
-          <w:rFonts w:ascii="Times New Roman" w:hAnsi="Times New Roman" w:cs="Times New Roman"/>
-          <w:b/>
-          <w:bCs/>
-        </w:rPr>
+        <w:numPr>
+          <w:ilvl w:val="0"/>
+          <w:numId w:val="5"/>
+        </w:numPr>
+        <w:rPr>
+          <w:rFonts w:ascii="Times New Roman" w:hAnsi="Times New Roman" w:cs="Times New Roman"/>
+        </w:rPr>
+      </w:pPr>
+      <w:r>
+        <w:rPr>
+          <w:rFonts w:ascii="Times New Roman" w:hAnsi="Times New Roman" w:cs="Times New Roman"/>
+          <w:b/>
+          <w:bCs/>
+        </w:rPr>
+        <w:t xml:space="preserve">Página </w:t>
+      </w:r>
+      <w:r>
+        <w:rPr>
+          <w:rFonts w:ascii="Times New Roman" w:hAnsi="Times New Roman" w:cs="Times New Roman"/>
+          <w:b/>
+          <w:bCs/>
+        </w:rPr>
+        <w:t>4</w:t>
+      </w:r>
+      <w:r>
+        <w:rPr>
+          <w:rFonts w:ascii="Times New Roman" w:hAnsi="Times New Roman" w:cs="Times New Roman"/>
+          <w:b/>
+          <w:bCs/>
+        </w:rPr>
+        <w:t xml:space="preserve"> – </w:t>
+      </w:r>
+      <w:r>
+        <w:rPr>
+          <w:rFonts w:ascii="Times New Roman" w:hAnsi="Times New Roman" w:cs="Times New Roman"/>
+          <w:b/>
+          <w:bCs/>
+        </w:rPr>
+        <w:t>03_About</w:t>
+      </w:r>
+    </w:p>
+    <w:p>
+      <w:pPr>
+        <w:numPr>
+          <w:ilvl w:val="1"/>
+          <w:numId w:val="5"/>
+        </w:numPr>
+        <w:rPr>
+          <w:rFonts w:ascii="Times New Roman" w:hAnsi="Times New Roman" w:cs="Times New Roman"/>
+        </w:rPr>
+      </w:pPr>
+      <w:r>
+        <w:rPr>
+          <w:rFonts w:ascii="Times New Roman" w:hAnsi="Times New Roman" w:cs="Times New Roman"/>
+        </w:rPr>
+        <w:t xml:space="preserve">Acerca de este reporte se describe el propósito, </w:t>
+      </w:r>
+      <w:proofErr w:type="spellStart"/>
+      <w:r>
+        <w:rPr>
+          <w:rFonts w:ascii="Times New Roman" w:hAnsi="Times New Roman" w:cs="Times New Roman"/>
+        </w:rPr>
+        <w:t>alcance&amp;publico</w:t>
+      </w:r>
+      <w:proofErr w:type="spellEnd"/>
+      <w:r>
+        <w:rPr>
+          <w:rFonts w:ascii="Times New Roman" w:hAnsi="Times New Roman" w:cs="Times New Roman"/>
+        </w:rPr>
+        <w:t xml:space="preserve">, </w:t>
+      </w:r>
+      <w:proofErr w:type="spellStart"/>
+      <w:r>
+        <w:rPr>
+          <w:rFonts w:ascii="Times New Roman" w:hAnsi="Times New Roman" w:cs="Times New Roman"/>
+        </w:rPr>
+        <w:t>Propiertario</w:t>
+      </w:r>
+      <w:proofErr w:type="spellEnd"/>
+      <w:r>
+        <w:rPr>
+          <w:rFonts w:ascii="Times New Roman" w:hAnsi="Times New Roman" w:cs="Times New Roman"/>
+        </w:rPr>
+        <w:t xml:space="preserve"> y contacto, Fuente de datos, definiciones de KPI, Versionado y Cambios, Cumplimiento y Datos para los fines pertinentes.</w:t>
+      </w:r>
+    </w:p>
+    <w:p>
+      <w:pPr>
+        <w:rPr>
+          <w:rFonts w:ascii="Times New Roman" w:hAnsi="Times New Roman" w:cs="Times New Roman"/>
+        </w:rPr>
+      </w:pPr>
+      <w:r>
+        <w:rPr>
+          <w:rFonts w:ascii="Times New Roman" w:hAnsi="Times New Roman" w:cs="Times New Roman"/>
+        </w:rPr>
+        <w:drawing>
+          <wp:inline distT="0" distB="0" distL="0" distR="0" wp14:anchorId="21BF4705" wp14:editId="61E602E9">
+            <wp:extent cx="5400040" cy="2466340"/>
+            <wp:effectExtent l="0" t="0" r="0" b="0"/>
+            <wp:docPr id="1102269039" name="Imagen 1"/>
+            <wp:cNvGraphicFramePr>
+              <a:graphicFrameLocks xmlns:a="http://schemas.openxmlformats.org/drawingml/2006/main" noChangeAspect="1"/>
+            </wp:cNvGraphicFramePr>
+            <a:graphic xmlns:a="http://schemas.openxmlformats.org/drawingml/2006/main">
+              <a:graphicData uri="http://schemas.openxmlformats.org/drawingml/2006/picture">
+                <pic:pic xmlns:pic="http://schemas.openxmlformats.org/drawingml/2006/picture">
+                  <pic:nvPicPr>
+                    <pic:cNvPr id="1102269039" name=""/>
+                    <pic:cNvPicPr/>
+                  </pic:nvPicPr>
+                  <pic:blipFill>
+                    <a:blip r:embed="rId9"/>
+                    <a:stretch>
+                      <a:fillRect/>
+                    </a:stretch>
+                  </pic:blipFill>
+                  <pic:spPr>
+                    <a:xfrm>
+                      <a:off x="0" y="0"/>
+                      <a:ext cx="5400040" cy="2466340"/>
+                    </a:xfrm>
+                    <a:prstGeom prst="rect">
+                      <a:avLst/>
+                    </a:prstGeom>
+                  </pic:spPr>
+                </pic:pic>
+              </a:graphicData>
+            </a:graphic>
+          </wp:inline>
+        </w:drawing>
+      </w:r>
+    </w:p>
+    <w:p>
+      <w:pPr>
+        <w:rPr>
+          <w:rFonts w:ascii="Times New Roman" w:hAnsi="Times New Roman" w:cs="Times New Roman"/>
+        </w:rPr>
+      </w:pPr>
+    </w:p>
+    <w:p>
+      <w:pPr>
+        <w:rPr>
+          <w:rFonts w:ascii="Times New Roman" w:hAnsi="Times New Roman" w:cs="Times New Roman"/>
+        </w:rPr>
+      </w:pPr>
+    </w:p>
+    <w:p>
+      <w:pPr>
+        <w:rPr>
+          <w:rFonts w:ascii="Times New Roman" w:hAnsi="Times New Roman" w:cs="Times New Roman"/>
+          <w:b/>
+          <w:bCs/>
+        </w:rPr>
+      </w:pPr>
+      <w:r>
+        <w:rPr>
+          <w:rFonts w:ascii="Times New Roman" w:hAnsi="Times New Roman" w:cs="Times New Roman"/>
+          <w:b/>
+          <w:bCs/>
+        </w:rPr>
+        <w:lastRenderedPageBreak/>
         <w:t>7. Calidad de datos</w:t>
       </w:r>
     </w:p>
@@ -4282,7 +4902,7 @@
         <w:rPr>
           <w:rFonts w:ascii="Times New Roman" w:hAnsi="Times New Roman" w:cs="Times New Roman"/>
         </w:rPr>
-        <w:t xml:space="preserve"> (ejemplo) direcciones sin </w:t>
+        <w:t xml:space="preserve"> direcciones sin </w:t>
       </w:r>
       <w:proofErr w:type="spellStart"/>
       <w:r>
@@ -4296,8 +4916,22 @@
         <w:rPr>
           <w:rFonts w:ascii="Times New Roman" w:hAnsi="Times New Roman" w:cs="Times New Roman"/>
         </w:rPr>
-        <w:t>; estados “Borrador” en ventas históricas.</w:t>
-      </w:r>
+        <w:t xml:space="preserve">; </w:t>
+      </w:r>
+      <w:r>
+        <w:rPr>
+          <w:rFonts w:ascii="Times New Roman" w:hAnsi="Times New Roman" w:cs="Times New Roman"/>
+        </w:rPr>
+        <w:t xml:space="preserve">depende el </w:t>
+      </w:r>
+      <w:proofErr w:type="spellStart"/>
+      <w:r>
+        <w:rPr>
+          <w:rFonts w:ascii="Times New Roman" w:hAnsi="Times New Roman" w:cs="Times New Roman"/>
+        </w:rPr>
+        <w:t>idvento</w:t>
+      </w:r>
+      <w:proofErr w:type="spellEnd"/>
     </w:p>
     <w:p>
       <w:pPr>
@@ -4338,19 +4972,25 @@
         <w:rPr>
           <w:rFonts w:ascii="Times New Roman" w:hAnsi="Times New Roman" w:cs="Times New Roman"/>
         </w:rPr>
-        <w:t xml:space="preserve"> </w:t>
-      </w:r>
-      <w:r>
-        <w:rPr>
-          <w:rFonts w:ascii="Times New Roman" w:hAnsi="Times New Roman" w:cs="Times New Roman"/>
-        </w:rPr>
-        <w:t>21</w:t>
-      </w:r>
-      <w:r>
-        <w:rPr>
-          <w:rFonts w:ascii="Times New Roman" w:hAnsi="Times New Roman" w:cs="Times New Roman"/>
-        </w:rPr>
-        <w:t>:10 visible; reintento automático x2.</w:t>
+        <w:t xml:space="preserve"> 03</w:t>
+      </w:r>
+      <w:r>
+        <w:rPr>
+          <w:rFonts w:ascii="Times New Roman" w:hAnsi="Times New Roman" w:cs="Times New Roman"/>
+        </w:rPr>
+        <w:t>:</w:t>
+      </w:r>
+      <w:r>
+        <w:rPr>
+          <w:rFonts w:ascii="Times New Roman" w:hAnsi="Times New Roman" w:cs="Times New Roman"/>
+        </w:rPr>
+        <w:t>00am</w:t>
+      </w:r>
+      <w:r>
+        <w:rPr>
+          <w:rFonts w:ascii="Times New Roman" w:hAnsi="Times New Roman" w:cs="Times New Roman"/>
+        </w:rPr>
+        <w:t xml:space="preserve"> visible; reintento automático x2.</w:t>
       </w:r>
     </w:p>
     <w:p>
@@ -4375,7 +5015,7 @@
         <w:rPr>
           <w:rFonts w:ascii="Times New Roman" w:hAnsi="Times New Roman" w:cs="Times New Roman"/>
         </w:rPr>
-        <w:t xml:space="preserve"> alertas de fallo de refresco (correo/</w:t>
+        <w:t xml:space="preserve"> alertas de fallo de refresco (</w:t>
       </w:r>
       <w:proofErr w:type="spellStart"/>
       <w:r>
@@ -4537,20 +5177,16 @@
         </w:rPr>
         <w:t xml:space="preserve"> </w:t>
       </w:r>
+      <w:proofErr w:type="spellStart"/>
       <w:r>
         <w:rPr>
           <w:rFonts w:ascii="Times New Roman" w:hAnsi="Times New Roman" w:cs="Times New Roman"/>
           <w:i/>
           <w:iCs/>
         </w:rPr>
-        <w:t>VAOPE – Ventas y Gastos</w:t>
-      </w:r>
-      <w:r>
-        <w:rPr>
-          <w:rFonts w:ascii="Times New Roman" w:hAnsi="Times New Roman" w:cs="Times New Roman"/>
-        </w:rPr>
-        <w:t>.</w:t>
-      </w:r>
+        <w:t>DW_Produccion</w:t>
+      </w:r>
+      <w:proofErr w:type="spellEnd"/>
     </w:p>
     <w:p>
       <w:pPr>
@@ -4593,7 +5229,6 @@
           <w:b/>
           <w:bCs/>
         </w:rPr>
-        <w:lastRenderedPageBreak/>
         <w:t>RLS (si aplica):</w:t>
       </w:r>
       <w:r>
